--- a/output/投研舆情晨报_2026-10-31.docx
+++ b/output/投研舆情晨报_2026-10-31.docx
@@ -19,7 +19,7 @@
           <w:color w:val="8A939E"/>
           <w:sz w:val="18"/>
         </w:rPr>
-        <w:t>覆盖 6 家媒体 · 入库 15,823 条 · 去重后 2,250 条 · 识别热点 57 个</w:t>
+        <w:t>覆盖 6 家媒体 · 入库 15,870 条 · 去重后 2,112 条 · 识别热点 54 个</w:t>
       </w:r>
     </w:p>
     <w:p>
@@ -126,193 +126,7 @@
           </w:tcPr>
           <w:p>
             <w:r>
-              <w:t>0.827</w:t>
-            </w:r>
-          </w:p>
-        </w:tc>
-        <w:tc>
-          <w:tcPr>
-            <w:tcW w:type="dxa" w:w="1440"/>
-          </w:tcPr>
-          <w:p>
-            <w:r>
-              <w:t>爆点</w:t>
-            </w:r>
-          </w:p>
-        </w:tc>
-        <w:tc>
-          <w:tcPr>
-            <w:tcW w:type="dxa" w:w="1440"/>
-          </w:tcPr>
-          <w:p>
-            <w:r>
-              <w:t>国际市场</w:t>
-            </w:r>
-          </w:p>
-        </w:tc>
-        <w:tc>
-          <w:tcPr>
-            <w:tcW w:type="dxa" w:w="1440"/>
-          </w:tcPr>
-          <w:p>
-            <w:r>
-              <w:t>10月30日收盘：纳指跌超1% Alphabet财报不及预期</w:t>
-            </w:r>
-          </w:p>
-        </w:tc>
-        <w:tc>
-          <w:tcPr>
-            <w:tcW w:type="dxa" w:w="1440"/>
-          </w:tcPr>
-          <w:p>
-            <w:r>
-              <w:t>50/3</w:t>
-            </w:r>
-          </w:p>
-        </w:tc>
-      </w:tr>
-      <w:tr>
-        <w:tc>
-          <w:tcPr>
-            <w:tcW w:type="dxa" w:w="1440"/>
-          </w:tcPr>
-          <w:p>
-            <w:r>
-              <w:t>2</w:t>
-            </w:r>
-          </w:p>
-        </w:tc>
-        <w:tc>
-          <w:tcPr>
-            <w:tcW w:type="dxa" w:w="1440"/>
-          </w:tcPr>
-          <w:p>
-            <w:r>
-              <w:t>0.698</w:t>
-            </w:r>
-          </w:p>
-        </w:tc>
-        <w:tc>
-          <w:tcPr>
-            <w:tcW w:type="dxa" w:w="1440"/>
-          </w:tcPr>
-          <w:p>
-            <w:r>
-              <w:t>爆点</w:t>
-            </w:r>
-          </w:p>
-        </w:tc>
-        <w:tc>
-          <w:tcPr>
-            <w:tcW w:type="dxa" w:w="1440"/>
-          </w:tcPr>
-          <w:p>
-            <w:r>
-              <w:t>国际市场</w:t>
-            </w:r>
-          </w:p>
-        </w:tc>
-        <w:tc>
-          <w:tcPr>
-            <w:tcW w:type="dxa" w:w="1440"/>
-          </w:tcPr>
-          <w:p>
-            <w:r>
-              <w:t>美联储按兵不动！国际金价大跌41美元，沃什不设前瞻指引，12</w:t>
-            </w:r>
-          </w:p>
-        </w:tc>
-        <w:tc>
-          <w:tcPr>
-            <w:tcW w:type="dxa" w:w="1440"/>
-          </w:tcPr>
-          <w:p>
-            <w:r>
-              <w:t>13/4</w:t>
-            </w:r>
-          </w:p>
-        </w:tc>
-      </w:tr>
-      <w:tr>
-        <w:tc>
-          <w:tcPr>
-            <w:tcW w:type="dxa" w:w="1440"/>
-          </w:tcPr>
-          <w:p>
-            <w:r>
-              <w:t>3</w:t>
-            </w:r>
-          </w:p>
-        </w:tc>
-        <w:tc>
-          <w:tcPr>
-            <w:tcW w:type="dxa" w:w="1440"/>
-          </w:tcPr>
-          <w:p>
-            <w:r>
-              <w:t>0.633</w:t>
-            </w:r>
-          </w:p>
-        </w:tc>
-        <w:tc>
-          <w:tcPr>
-            <w:tcW w:type="dxa" w:w="1440"/>
-          </w:tcPr>
-          <w:p>
-            <w:r>
-              <w:t>爆点</w:t>
-            </w:r>
-          </w:p>
-        </w:tc>
-        <w:tc>
-          <w:tcPr>
-            <w:tcW w:type="dxa" w:w="1440"/>
-          </w:tcPr>
-          <w:p>
-            <w:r>
-              <w:t>宏观政策</w:t>
-            </w:r>
-          </w:p>
-        </w:tc>
-        <w:tc>
-          <w:tcPr>
-            <w:tcW w:type="dxa" w:w="1440"/>
-          </w:tcPr>
-          <w:p>
-            <w:r>
-              <w:t>提醒：北京时间21:15，欧洲央行发布政策利率（主要再融资利</w:t>
-            </w:r>
-          </w:p>
-        </w:tc>
-        <w:tc>
-          <w:tcPr>
-            <w:tcW w:type="dxa" w:w="1440"/>
-          </w:tcPr>
-          <w:p>
-            <w:r>
-              <w:t>10/3</w:t>
-            </w:r>
-          </w:p>
-        </w:tc>
-      </w:tr>
-      <w:tr>
-        <w:tc>
-          <w:tcPr>
-            <w:tcW w:type="dxa" w:w="1440"/>
-          </w:tcPr>
-          <w:p>
-            <w:r>
-              <w:t>4</w:t>
-            </w:r>
-          </w:p>
-        </w:tc>
-        <w:tc>
-          <w:tcPr>
-            <w:tcW w:type="dxa" w:w="1440"/>
-          </w:tcPr>
-          <w:p>
-            <w:r>
-              <w:t>0.628</w:t>
+              <w:t>0.701</w:t>
             </w:r>
           </w:p>
         </w:tc>
@@ -352,7 +166,193 @@
           </w:tcPr>
           <w:p>
             <w:r>
-              <w:t>11/2</w:t>
+              <w:t>14/2</w:t>
+            </w:r>
+          </w:p>
+        </w:tc>
+      </w:tr>
+      <w:tr>
+        <w:tc>
+          <w:tcPr>
+            <w:tcW w:type="dxa" w:w="1440"/>
+          </w:tcPr>
+          <w:p>
+            <w:r>
+              <w:t>2</w:t>
+            </w:r>
+          </w:p>
+        </w:tc>
+        <w:tc>
+          <w:tcPr>
+            <w:tcW w:type="dxa" w:w="1440"/>
+          </w:tcPr>
+          <w:p>
+            <w:r>
+              <w:t>0.676</w:t>
+            </w:r>
+          </w:p>
+        </w:tc>
+        <w:tc>
+          <w:tcPr>
+            <w:tcW w:type="dxa" w:w="1440"/>
+          </w:tcPr>
+          <w:p>
+            <w:r>
+              <w:t>爆点</w:t>
+            </w:r>
+          </w:p>
+        </w:tc>
+        <w:tc>
+          <w:tcPr>
+            <w:tcW w:type="dxa" w:w="1440"/>
+          </w:tcPr>
+          <w:p>
+            <w:r>
+              <w:t>综合</w:t>
+            </w:r>
+          </w:p>
+        </w:tc>
+        <w:tc>
+          <w:tcPr>
+            <w:tcW w:type="dxa" w:w="1440"/>
+          </w:tcPr>
+          <w:p>
+            <w:r>
+              <w:t>恒指高开0.23%，报23011.29点；恒生科技指数跌0.</w:t>
+            </w:r>
+          </w:p>
+        </w:tc>
+        <w:tc>
+          <w:tcPr>
+            <w:tcW w:type="dxa" w:w="1440"/>
+          </w:tcPr>
+          <w:p>
+            <w:r>
+              <w:t>8/4</w:t>
+            </w:r>
+          </w:p>
+        </w:tc>
+      </w:tr>
+      <w:tr>
+        <w:tc>
+          <w:tcPr>
+            <w:tcW w:type="dxa" w:w="1440"/>
+          </w:tcPr>
+          <w:p>
+            <w:r>
+              <w:t>3</w:t>
+            </w:r>
+          </w:p>
+        </w:tc>
+        <w:tc>
+          <w:tcPr>
+            <w:tcW w:type="dxa" w:w="1440"/>
+          </w:tcPr>
+          <w:p>
+            <w:r>
+              <w:t>0.666</w:t>
+            </w:r>
+          </w:p>
+        </w:tc>
+        <w:tc>
+          <w:tcPr>
+            <w:tcW w:type="dxa" w:w="1440"/>
+          </w:tcPr>
+          <w:p>
+            <w:r>
+              <w:t>爆点</w:t>
+            </w:r>
+          </w:p>
+        </w:tc>
+        <w:tc>
+          <w:tcPr>
+            <w:tcW w:type="dxa" w:w="1440"/>
+          </w:tcPr>
+          <w:p>
+            <w:r>
+              <w:t>国际市场</w:t>
+            </w:r>
+          </w:p>
+        </w:tc>
+        <w:tc>
+          <w:tcPr>
+            <w:tcW w:type="dxa" w:w="1440"/>
+          </w:tcPr>
+          <w:p>
+            <w:r>
+              <w:t>10月31日隔夜要闻：纳指创下6月以来最差单日表现 金价下跌</w:t>
+            </w:r>
+          </w:p>
+        </w:tc>
+        <w:tc>
+          <w:tcPr>
+            <w:tcW w:type="dxa" w:w="1440"/>
+          </w:tcPr>
+          <w:p>
+            <w:r>
+              <w:t>40/3</w:t>
+            </w:r>
+          </w:p>
+        </w:tc>
+      </w:tr>
+      <w:tr>
+        <w:tc>
+          <w:tcPr>
+            <w:tcW w:type="dxa" w:w="1440"/>
+          </w:tcPr>
+          <w:p>
+            <w:r>
+              <w:t>4</w:t>
+            </w:r>
+          </w:p>
+        </w:tc>
+        <w:tc>
+          <w:tcPr>
+            <w:tcW w:type="dxa" w:w="1440"/>
+          </w:tcPr>
+          <w:p>
+            <w:r>
+              <w:t>0.633</w:t>
+            </w:r>
+          </w:p>
+        </w:tc>
+        <w:tc>
+          <w:tcPr>
+            <w:tcW w:type="dxa" w:w="1440"/>
+          </w:tcPr>
+          <w:p>
+            <w:r>
+              <w:t>爆点</w:t>
+            </w:r>
+          </w:p>
+        </w:tc>
+        <w:tc>
+          <w:tcPr>
+            <w:tcW w:type="dxa" w:w="1440"/>
+          </w:tcPr>
+          <w:p>
+            <w:r>
+              <w:t>国际市场</w:t>
+            </w:r>
+          </w:p>
+        </w:tc>
+        <w:tc>
+          <w:tcPr>
+            <w:tcW w:type="dxa" w:w="1440"/>
+          </w:tcPr>
+          <w:p>
+            <w:r>
+              <w:t>周五（10月30日）纽约尾盘，现货黄金跌3.65%，报387</w:t>
+            </w:r>
+          </w:p>
+        </w:tc>
+        <w:tc>
+          <w:tcPr>
+            <w:tcW w:type="dxa" w:w="1440"/>
+          </w:tcPr>
+          <w:p>
+            <w:r>
+              <w:t>8/4</w:t>
             </w:r>
           </w:p>
         </w:tc>
@@ -374,7 +374,7 @@
           </w:tcPr>
           <w:p>
             <w:r>
-              <w:t>0.593</w:t>
+              <w:t>0.602</w:t>
             </w:r>
           </w:p>
         </w:tc>
@@ -394,7 +394,7 @@
           </w:tcPr>
           <w:p>
             <w:r>
-              <w:t>大宗与能化</w:t>
+              <w:t>宏观政策</w:t>
             </w:r>
           </w:p>
         </w:tc>
@@ -404,7 +404,7 @@
           </w:tcPr>
           <w:p>
             <w:r>
-              <w:t>夜盘期货开盘，沪银跌近3%，纯苯、苯乙烯、低硫燃油、对二甲苯</w:t>
+              <w:t>欧洲央行行长拉加德：数据表明（欧元区）经济在三季度继续扩张。</w:t>
             </w:r>
           </w:p>
         </w:tc>
@@ -414,7 +414,7 @@
           </w:tcPr>
           <w:p>
             <w:r>
-              <w:t>7/3</w:t>
+              <w:t>8/3</w:t>
             </w:r>
           </w:p>
         </w:tc>
@@ -436,69 +436,7 @@
           </w:tcPr>
           <w:p>
             <w:r>
-              <w:t>0.578</w:t>
-            </w:r>
-          </w:p>
-        </w:tc>
-        <w:tc>
-          <w:tcPr>
-            <w:tcW w:type="dxa" w:w="1440"/>
-          </w:tcPr>
-          <w:p>
-            <w:r>
-              <w:t>高热</w:t>
-            </w:r>
-          </w:p>
-        </w:tc>
-        <w:tc>
-          <w:tcPr>
-            <w:tcW w:type="dxa" w:w="1440"/>
-          </w:tcPr>
-          <w:p>
-            <w:r>
-              <w:t>金融市场</w:t>
-            </w:r>
-          </w:p>
-        </w:tc>
-        <w:tc>
-          <w:tcPr>
-            <w:tcW w:type="dxa" w:w="1440"/>
-          </w:tcPr>
-          <w:p>
-            <w:r>
-              <w:t>港股收评：恒指跌0.59%失守23000点 科指跌2.84%</w:t>
-            </w:r>
-          </w:p>
-        </w:tc>
-        <w:tc>
-          <w:tcPr>
-            <w:tcW w:type="dxa" w:w="1440"/>
-          </w:tcPr>
-          <w:p>
-            <w:r>
-              <w:t>9/4</w:t>
-            </w:r>
-          </w:p>
-        </w:tc>
-      </w:tr>
-      <w:tr>
-        <w:tc>
-          <w:tcPr>
-            <w:tcW w:type="dxa" w:w="1440"/>
-          </w:tcPr>
-          <w:p>
-            <w:r>
-              <w:t>7</w:t>
-            </w:r>
-          </w:p>
-        </w:tc>
-        <w:tc>
-          <w:tcPr>
-            <w:tcW w:type="dxa" w:w="1440"/>
-          </w:tcPr>
-          <w:p>
-            <w:r>
-              <w:t>0.524</w:t>
+              <w:t>0.555</w:t>
             </w:r>
           </w:p>
         </w:tc>
@@ -538,7 +476,69 @@
           </w:tcPr>
           <w:p>
             <w:r>
-              <w:t>13/4</w:t>
+              <w:t>14/4</w:t>
+            </w:r>
+          </w:p>
+        </w:tc>
+      </w:tr>
+      <w:tr>
+        <w:tc>
+          <w:tcPr>
+            <w:tcW w:type="dxa" w:w="1440"/>
+          </w:tcPr>
+          <w:p>
+            <w:r>
+              <w:t>7</w:t>
+            </w:r>
+          </w:p>
+        </w:tc>
+        <w:tc>
+          <w:tcPr>
+            <w:tcW w:type="dxa" w:w="1440"/>
+          </w:tcPr>
+          <w:p>
+            <w:r>
+              <w:t>0.553</w:t>
+            </w:r>
+          </w:p>
+        </w:tc>
+        <w:tc>
+          <w:tcPr>
+            <w:tcW w:type="dxa" w:w="1440"/>
+          </w:tcPr>
+          <w:p>
+            <w:r>
+              <w:t>高热</w:t>
+            </w:r>
+          </w:p>
+        </w:tc>
+        <w:tc>
+          <w:tcPr>
+            <w:tcW w:type="dxa" w:w="1440"/>
+          </w:tcPr>
+          <w:p>
+            <w:r>
+              <w:t>国际市场</w:t>
+            </w:r>
+          </w:p>
+        </w:tc>
+        <w:tc>
+          <w:tcPr>
+            <w:tcW w:type="dxa" w:w="1440"/>
+          </w:tcPr>
+          <w:p>
+            <w:r>
+              <w:t>谷歌盘初大跌超13% 创其历史上最大单日跌幅 总市值蒸发50</w:t>
+            </w:r>
+          </w:p>
+        </w:tc>
+        <w:tc>
+          <w:tcPr>
+            <w:tcW w:type="dxa" w:w="1440"/>
+          </w:tcPr>
+          <w:p>
+            <w:r>
+              <w:t>5/3</w:t>
             </w:r>
           </w:p>
         </w:tc>
@@ -560,69 +560,7 @@
           </w:tcPr>
           <w:p>
             <w:r>
-              <w:t>0.509</w:t>
-            </w:r>
-          </w:p>
-        </w:tc>
-        <w:tc>
-          <w:tcPr>
-            <w:tcW w:type="dxa" w:w="1440"/>
-          </w:tcPr>
-          <w:p>
-            <w:r>
-              <w:t>高热</w:t>
-            </w:r>
-          </w:p>
-        </w:tc>
-        <w:tc>
-          <w:tcPr>
-            <w:tcW w:type="dxa" w:w="1440"/>
-          </w:tcPr>
-          <w:p>
-            <w:r>
-              <w:t>宏观政策</w:t>
-            </w:r>
-          </w:p>
-        </w:tc>
-        <w:tc>
-          <w:tcPr>
-            <w:tcW w:type="dxa" w:w="1440"/>
-          </w:tcPr>
-          <w:p>
-            <w:r>
-              <w:t>欧洲央行行长拉加德：数据表明（欧元区）经济在三季度继续扩张。</w:t>
-            </w:r>
-          </w:p>
-        </w:tc>
-        <w:tc>
-          <w:tcPr>
-            <w:tcW w:type="dxa" w:w="1440"/>
-          </w:tcPr>
-          <w:p>
-            <w:r>
-              <w:t>5/3</w:t>
-            </w:r>
-          </w:p>
-        </w:tc>
-      </w:tr>
-      <w:tr>
-        <w:tc>
-          <w:tcPr>
-            <w:tcW w:type="dxa" w:w="1440"/>
-          </w:tcPr>
-          <w:p>
-            <w:r>
-              <w:t>9</w:t>
-            </w:r>
-          </w:p>
-        </w:tc>
-        <w:tc>
-          <w:tcPr>
-            <w:tcW w:type="dxa" w:w="1440"/>
-          </w:tcPr>
-          <w:p>
-            <w:r>
-              <w:t>0.509</w:t>
+              <w:t>0.553</w:t>
             </w:r>
           </w:p>
         </w:tc>
@@ -674,6 +612,68 @@
           </w:tcPr>
           <w:p>
             <w:r>
+              <w:t>9</w:t>
+            </w:r>
+          </w:p>
+        </w:tc>
+        <w:tc>
+          <w:tcPr>
+            <w:tcW w:type="dxa" w:w="1440"/>
+          </w:tcPr>
+          <w:p>
+            <w:r>
+              <w:t>0.543</w:t>
+            </w:r>
+          </w:p>
+        </w:tc>
+        <w:tc>
+          <w:tcPr>
+            <w:tcW w:type="dxa" w:w="1440"/>
+          </w:tcPr>
+          <w:p>
+            <w:r>
+              <w:t>高热</w:t>
+            </w:r>
+          </w:p>
+        </w:tc>
+        <w:tc>
+          <w:tcPr>
+            <w:tcW w:type="dxa" w:w="1440"/>
+          </w:tcPr>
+          <w:p>
+            <w:r>
+              <w:t>大宗与能化</w:t>
+            </w:r>
+          </w:p>
+        </w:tc>
+        <w:tc>
+          <w:tcPr>
+            <w:tcW w:type="dxa" w:w="1440"/>
+          </w:tcPr>
+          <w:p>
+            <w:r>
+              <w:t>俄罗斯：计划将柴油出口禁令延长至2027年1月，将对柴油出口</w:t>
+            </w:r>
+          </w:p>
+        </w:tc>
+        <w:tc>
+          <w:tcPr>
+            <w:tcW w:type="dxa" w:w="1440"/>
+          </w:tcPr>
+          <w:p>
+            <w:r>
+              <w:t>4/3</w:t>
+            </w:r>
+          </w:p>
+        </w:tc>
+      </w:tr>
+      <w:tr>
+        <w:tc>
+          <w:tcPr>
+            <w:tcW w:type="dxa" w:w="1440"/>
+          </w:tcPr>
+          <w:p>
+            <w:r>
               <w:t>10</w:t>
             </w:r>
           </w:p>
@@ -684,7 +684,7 @@
           </w:tcPr>
           <w:p>
             <w:r>
-              <w:t>0.474</w:t>
+              <w:t>0.519</w:t>
             </w:r>
           </w:p>
         </w:tc>
@@ -746,7 +746,7 @@
         <w:pStyle w:val="Heading2"/>
       </w:pPr>
       <w:r>
-        <w:t>10月30日收盘：纳指跌超1% Alphabet财报不及预期跌超12% AI担忧重燃引发</w:t>
+        <w:t>币安疑遭史上最大黑客盗窃案：超30亿美元资产“被冻”，加密货币齐跌！</w:t>
       </w:r>
     </w:p>
     <w:p>
@@ -755,7 +755,7 @@
           <w:color w:val="8A939E"/>
           <w:sz w:val="18"/>
         </w:rPr>
-        <w:t>热度 0.827（爆点）· 50 篇 / 3 家媒体 · 国际市场</w:t>
+        <w:t>热度 0.701（爆点）· 14 篇 / 2 家媒体 · 国际市场</w:t>
       </w:r>
     </w:p>
     <w:p>
@@ -767,7 +767,7 @@
         <w:t>事件概述：</w:t>
       </w:r>
       <w:r>
-        <w:t>「10月30日收盘：纳指跌超1% Alphabet财报不及预期跌超12% AI担忧重燃引发科技股抛」由 50 篇报道聚合而成，覆盖 3 家媒体，热度 0.827（爆点），所属板块类目：国际市场。</w:t>
+        <w:t>「币安疑遭史上最大黑客盗窃案：超30亿美元资产“被冻”，加密货币齐跌！」由 14 篇报道聚合而成，覆盖 2 家媒体，热度 0.701（爆点），所属板块类目：国际市场。</w:t>
       </w:r>
     </w:p>
     <w:p>
@@ -779,7 +779,155 @@
         <w:t>关键信息：</w:t>
       </w:r>
       <w:r>
-        <w:t>10月30日收盘：纳指跌超1% Alphabet财报不及预期跌超12% AI担忧；10月30日隔夜要闻：美股收跌 油价震荡 金价下跌 美军中央司令部司令向特朗普汇；科技巨头财报加剧AI投资回报担忧，纳指期货大跌2.5%，英特尔盘前暴跌超25%</w:t>
+        <w:t>币安疑遭史上最大黑客盗窃案：超30亿美元资产“被冻”，加密货币齐跌！；币安63亿美元被盗细节披露：黑客绕过审批控制，边转移资产边销毁痕迹；币安暂停交易，调查疑似史上最大加密货币盗窃案</w:t>
+      </w:r>
+    </w:p>
+    <w:p>
+      <w:r>
+        <w:rPr>
+          <w:b/>
+          <w:color w:val="16324F"/>
+        </w:rPr>
+        <w:t>市场影响：</w:t>
+      </w:r>
+      <w:r>
+        <w:t>关联板块代码：本簇未携带板块标签。（LLM 不可用，未生成研判，以上为检索与统计事实）</w:t>
+      </w:r>
+    </w:p>
+    <w:p>
+      <w:r>
+        <w:rPr>
+          <w:b/>
+          <w:color w:val="16324F"/>
+        </w:rPr>
+        <w:t>关注要点：</w:t>
+      </w:r>
+      <w:r>
+        <w:t>建议人工复核该事件的后续进展与板块联动。</w:t>
+      </w:r>
+    </w:p>
+    <w:p>
+      <w:r>
+        <w:rPr>
+          <w:color w:val="8A939E"/>
+          <w:sz w:val="17"/>
+        </w:rPr>
+        <w:t>引用：[1]币安疑遭史上最大黑客盗窃案：超30亿美元资产“被冻” / [2]币安63亿美元被盗细节披露：黑客绕过审批控制，边转移 / [3]币安暂停交易，调查疑似史上最大加密货币盗窃案 / [4]突发：币安遭黑客攻击，数十亿美元资产流出，或成历史金</w:t>
+      </w:r>
+    </w:p>
+    <w:p>
+      <w:pPr>
+        <w:pStyle w:val="Heading2"/>
+      </w:pPr>
+      <w:r>
+        <w:t>恒指高开0.23%，报23011.29点；恒生科技指数跌0.63%。美的集团涨近</w:t>
+      </w:r>
+    </w:p>
+    <w:p>
+      <w:r>
+        <w:rPr>
+          <w:color w:val="8A939E"/>
+          <w:sz w:val="18"/>
+        </w:rPr>
+        <w:t>热度 0.676（爆点）· 8 篇 / 4 家媒体 · 综合</w:t>
+      </w:r>
+    </w:p>
+    <w:p>
+      <w:r>
+        <w:rPr>
+          <w:b/>
+          <w:color w:val="16324F"/>
+        </w:rPr>
+        <w:t>事件概述：</w:t>
+      </w:r>
+      <w:r>
+        <w:t>「恒指高开0.23%，报23011.29点；恒生科技指数跌0.63%。美的集团涨近」由 8 篇报道聚合而成，覆盖 4 家媒体，热度 0.676（爆点），所属板块类目：综合。</w:t>
+      </w:r>
+    </w:p>
+    <w:p>
+      <w:r>
+        <w:rPr>
+          <w:b/>
+          <w:color w:val="16324F"/>
+        </w:rPr>
+        <w:t>关键信息：</w:t>
+      </w:r>
+      <w:r>
+        <w:t>恒指高开0.23%，报23011.29点；恒生科技指数跌0.63%。美的集团涨近；恒生科技指数涨逾1%，此前跌超1%；恒生科技指数下跌1%。</w:t>
+      </w:r>
+    </w:p>
+    <w:p>
+      <w:r>
+        <w:rPr>
+          <w:b/>
+          <w:color w:val="16324F"/>
+        </w:rPr>
+        <w:t>市场影响：</w:t>
+      </w:r>
+      <w:r>
+        <w:t>关联板块代码：本簇未携带板块标签。（LLM 不可用，未生成研判，以上为检索与统计事实）</w:t>
+      </w:r>
+    </w:p>
+    <w:p>
+      <w:r>
+        <w:rPr>
+          <w:b/>
+          <w:color w:val="16324F"/>
+        </w:rPr>
+        <w:t>关注要点：</w:t>
+      </w:r>
+      <w:r>
+        <w:t>建议人工复核该事件的后续进展与板块联动。</w:t>
+      </w:r>
+    </w:p>
+    <w:p>
+      <w:r>
+        <w:rPr>
+          <w:color w:val="8A939E"/>
+          <w:sz w:val="17"/>
+        </w:rPr>
+        <w:t>引用：[1]恒指高开0.23%，报23011.29点；恒生科技指 / [2]恒生科技指数涨逾1%，此前跌超1% / [3]恒生科技指数下跌1%。 / [4]快讯：恒指高开0.23% 恒科指跌0.63% 科网股</w:t>
+      </w:r>
+    </w:p>
+    <w:p>
+      <w:pPr>
+        <w:pStyle w:val="Heading2"/>
+      </w:pPr>
+      <w:r>
+        <w:t>10月31日隔夜要闻：纳指创下6月以来最差单日表现 金价下跌 油价上涨 俄美乌三方会谈拟</w:t>
+      </w:r>
+    </w:p>
+    <w:p>
+      <w:r>
+        <w:rPr>
+          <w:color w:val="8A939E"/>
+          <w:sz w:val="18"/>
+        </w:rPr>
+        <w:t>热度 0.666（爆点）· 40 篇 / 3 家媒体 · 国际市场</w:t>
+      </w:r>
+    </w:p>
+    <w:p>
+      <w:r>
+        <w:rPr>
+          <w:b/>
+          <w:color w:val="16324F"/>
+        </w:rPr>
+        <w:t>事件概述：</w:t>
+      </w:r>
+      <w:r>
+        <w:t>「10月31日隔夜要闻：纳指创下6月以来最差单日表现 金价下跌 油价上涨 俄美乌三方会谈拟于11月」由 40 篇报道聚合而成，覆盖 3 家媒体，热度 0.666（爆点），所属板块类目：国际市场。</w:t>
+      </w:r>
+    </w:p>
+    <w:p>
+      <w:r>
+        <w:rPr>
+          <w:b/>
+          <w:color w:val="16324F"/>
+        </w:rPr>
+        <w:t>关键信息：</w:t>
+      </w:r>
+      <w:r>
+        <w:t>10月31日隔夜要闻：纳指创下6月以来最差单日表现 金价下跌 油价上涨 俄美乌三；10月30日隔夜要闻：美股收跌 油价震荡 金价下跌 美军中央司令部司令向特朗普汇；纳指跌超700点，英伟达市值一夜蒸发1.4万亿元，苹果市值重回全球第一，英特尔暴</w:t>
       </w:r>
     </w:p>
     <w:p>
@@ -812,7 +960,7 @@
           <w:color w:val="8A939E"/>
           <w:sz w:val="17"/>
         </w:rPr>
-        <w:t>引用：[1]10月30日收盘：纳指跌超1% Alphabet财报 / [2]10月30日隔夜要闻：美股收跌 油价震荡 金价下跌  / [3]科技巨头财报加剧AI投资回报担忧，纳指期货大跌2.5 / [4]美股三大股指集体低开，道指跌0.45%，标普500指</w:t>
+        <w:t>引用：[1]10月31日隔夜要闻：纳指创下6月以来最差单日表现  / [2]10月30日隔夜要闻：美股收跌 油价震荡 金价下跌  / [3]纳指跌超700点，英伟达市值一夜蒸发1.4万亿元，苹 / [4]美股，风向大变！</w:t>
       </w:r>
     </w:p>
     <w:p>
@@ -820,7 +968,7 @@
         <w:pStyle w:val="Heading2"/>
       </w:pPr>
       <w:r>
-        <w:t>美联储按兵不动！国际金价大跌41美元，沃什不设前瞻指引，12月加息悬念再起｜大宗风云</w:t>
+        <w:t>周五（10月30日）纽约尾盘，现货黄金跌3.65%，报3874.76美元/盎司，</w:t>
       </w:r>
     </w:p>
     <w:p>
@@ -829,7 +977,7 @@
           <w:color w:val="8A939E"/>
           <w:sz w:val="18"/>
         </w:rPr>
-        <w:t>热度 0.698（爆点）· 13 篇 / 4 家媒体 · 国际市场</w:t>
+        <w:t>热度 0.633（爆点）· 8 篇 / 4 家媒体 · 国际市场</w:t>
       </w:r>
     </w:p>
     <w:p>
@@ -841,7 +989,7 @@
         <w:t>事件概述：</w:t>
       </w:r>
       <w:r>
-        <w:t>「美联储按兵不动！国际金价大跌41美元，沃什不设前瞻指引，12月加息悬念再起｜大宗风云」由 13 篇报道聚合而成，覆盖 4 家媒体，热度 0.698（爆点），所属板块类目：国际市场。</w:t>
+        <w:t>「周五（10月30日）纽约尾盘，现货黄金跌3.65%，报3874.76美元/盎司，」由 8 篇报道聚合而成，覆盖 4 家媒体，热度 0.633（爆点），所属板块类目：国际市场。</w:t>
       </w:r>
     </w:p>
     <w:p>
@@ -853,7 +1001,7 @@
         <w:t>关键信息：</w:t>
       </w:r>
       <w:r>
-        <w:t>美联储按兵不动！国际金价大跌41美元，沃什不设前瞻指引，12月加息悬念再起｜大宗；美联储没加息，金价不涨反跌，“4000美元是重要支撑位，一旦跌破或继续下探”；“暂停键”下暗流涌动：沃什含糊其辞 美联储年底加息未成定局</w:t>
+        <w:t>周五（10月30日）纽约尾盘，现货黄金跌3.65%，报3874.76美元/盎司，；现货黄金日内跌幅达2.0%，报3940.38美元/盎司。；纽约银日内跌幅达3%，报52.05美元/盎司。</w:t>
       </w:r>
     </w:p>
     <w:p>
@@ -886,7 +1034,7 @@
           <w:color w:val="8A939E"/>
           <w:sz w:val="17"/>
         </w:rPr>
-        <w:t>引用：[1]美联储按兵不动！国际金价大跌41美元，沃什不设前瞻指 / [2]美联储没加息，金价不涨反跌，“4000美元是重要支撑 / [3]“暂停键”下暗流涌动：沃什含糊其辞 美联储年底加息未 / [4]金价、银价，大跌</w:t>
+        <w:t>引用：[1]周五（10月30日）纽约尾盘，现货黄金跌3.65%， / [2]现货黄金日内跌幅达2.0%，报3940.38美元/盎 / [3]纽约银日内跌幅达3%，报52.05美元/盎司。 / [4]现货黄金跌破3950美元</w:t>
       </w:r>
     </w:p>
     <w:p>
@@ -894,7 +1042,7 @@
         <w:pStyle w:val="Heading2"/>
       </w:pPr>
       <w:r>
-        <w:t>提醒：北京时间21:15，欧洲央行发布政策利率（主要再融资利率，存款便利利率，边</w:t>
+        <w:t>欧洲央行行长拉加德：数据表明（欧元区）经济在三季度继续扩张。 增长面临下行风险。</w:t>
       </w:r>
     </w:p>
     <w:p>
@@ -903,7 +1051,7 @@
           <w:color w:val="8A939E"/>
           <w:sz w:val="18"/>
         </w:rPr>
-        <w:t>热度 0.633（爆点）· 10 篇 / 3 家媒体 · 宏观政策</w:t>
+        <w:t>热度 0.602（爆点）· 8 篇 / 3 家媒体 · 宏观政策</w:t>
       </w:r>
     </w:p>
     <w:p>
@@ -915,7 +1063,7 @@
         <w:t>事件概述：</w:t>
       </w:r>
       <w:r>
-        <w:t>「提醒：北京时间21:15，欧洲央行发布政策利率（主要再融资利率，存款便利利率，边」由 10 篇报道聚合而成，覆盖 3 家媒体，热度 0.633（爆点），所属板块类目：宏观政策。</w:t>
+        <w:t>「欧洲央行行长拉加德：数据表明（欧元区）经济在三季度继续扩张。 增长面临下行风险。」由 8 篇报道聚合而成，覆盖 3 家媒体，热度 0.602（爆点），所属板块类目：宏观政策。</w:t>
       </w:r>
     </w:p>
     <w:p>
@@ -927,7 +1075,7 @@
         <w:t>关键信息：</w:t>
       </w:r>
       <w:r>
-        <w:t>提醒：北京时间21:15，欧洲央行发布政策利率（主要再融资利率，存款便利利率，边；欧洲央行按兵不动，12月或加息25基点；欧元区欧洲央行主要再融资利率 2.65%，预期 2.65%，前值 2.65%。</w:t>
+        <w:t>欧洲央行行长拉加德：数据表明（欧元区）经济在三季度继续扩张。 增长面临下行风险。；欧洲央行行长拉加德：数据显示第三季度经济继续扩张；拉加德：增长面临下行风险</w:t>
       </w:r>
     </w:p>
     <w:p>
@@ -960,155 +1108,7 @@
           <w:color w:val="8A939E"/>
           <w:sz w:val="17"/>
         </w:rPr>
-        <w:t>引用：[1]提醒：北京时间21:15，欧洲央行发布政策利率（主要 / [2]欧洲央行按兵不动，12月或加息25基点 / [3]欧元区欧洲央行主要再融资利率 2.65%，预期 2. / [4]欧元区欧洲央行存款便利利率 2.5%，预期 2.5%</w:t>
-      </w:r>
-    </w:p>
-    <w:p>
-      <w:pPr>
-        <w:pStyle w:val="Heading2"/>
-      </w:pPr>
-      <w:r>
-        <w:t>币安疑遭史上最大黑客盗窃案：超30亿美元资产“被冻”，加密货币齐跌！</w:t>
-      </w:r>
-    </w:p>
-    <w:p>
-      <w:r>
-        <w:rPr>
-          <w:color w:val="8A939E"/>
-          <w:sz w:val="18"/>
-        </w:rPr>
-        <w:t>热度 0.628（爆点）· 11 篇 / 2 家媒体 · 国际市场</w:t>
-      </w:r>
-    </w:p>
-    <w:p>
-      <w:r>
-        <w:rPr>
-          <w:b/>
-          <w:color w:val="16324F"/>
-        </w:rPr>
-        <w:t>事件概述：</w:t>
-      </w:r>
-      <w:r>
-        <w:t>「币安疑遭史上最大黑客盗窃案：超30亿美元资产“被冻”，加密货币齐跌！」由 11 篇报道聚合而成，覆盖 2 家媒体，热度 0.628（爆点），所属板块类目：国际市场。</w:t>
-      </w:r>
-    </w:p>
-    <w:p>
-      <w:r>
-        <w:rPr>
-          <w:b/>
-          <w:color w:val="16324F"/>
-        </w:rPr>
-        <w:t>关键信息：</w:t>
-      </w:r>
-      <w:r>
-        <w:t>币安疑遭史上最大黑客盗窃案：超30亿美元资产“被冻”，加密货币齐跌！；币安暂停交易，调查疑似史上最大加密货币盗窃案；突发：币安遭黑客攻击，数十亿美元资产流出，或成历史金额最大被盗事件</w:t>
-      </w:r>
-    </w:p>
-    <w:p>
-      <w:r>
-        <w:rPr>
-          <w:b/>
-          <w:color w:val="16324F"/>
-        </w:rPr>
-        <w:t>市场影响：</w:t>
-      </w:r>
-      <w:r>
-        <w:t>关联板块代码：本簇未携带板块标签。（LLM 不可用，未生成研判，以上为检索与统计事实）</w:t>
-      </w:r>
-    </w:p>
-    <w:p>
-      <w:r>
-        <w:rPr>
-          <w:b/>
-          <w:color w:val="16324F"/>
-        </w:rPr>
-        <w:t>关注要点：</w:t>
-      </w:r>
-      <w:r>
-        <w:t>建议人工复核该事件的后续进展与板块联动。</w:t>
-      </w:r>
-    </w:p>
-    <w:p>
-      <w:r>
-        <w:rPr>
-          <w:color w:val="8A939E"/>
-          <w:sz w:val="17"/>
-        </w:rPr>
-        <w:t>引用：[1]币安疑遭史上最大黑客盗窃案：超30亿美元资产“被冻” / [2]币安暂停交易，调查疑似史上最大加密货币盗窃案 / [3]突发：币安遭黑客攻击，数十亿美元资产流出，或成历史金 / [4]币安遭黑客攻击影响约63亿美元 加密货币价格下跌</w:t>
-      </w:r>
-    </w:p>
-    <w:p>
-      <w:pPr>
-        <w:pStyle w:val="Heading2"/>
-      </w:pPr>
-      <w:r>
-        <w:t>夜盘期货开盘，沪银跌近3%，纯苯、苯乙烯、低硫燃油、对二甲苯、焦炭、沪锡、豆二、</w:t>
-      </w:r>
-    </w:p>
-    <w:p>
-      <w:r>
-        <w:rPr>
-          <w:color w:val="8A939E"/>
-          <w:sz w:val="18"/>
-        </w:rPr>
-        <w:t>热度 0.593（爆点）· 7 篇 / 3 家媒体 · 大宗与能化</w:t>
-      </w:r>
-    </w:p>
-    <w:p>
-      <w:r>
-        <w:rPr>
-          <w:b/>
-          <w:color w:val="16324F"/>
-        </w:rPr>
-        <w:t>事件概述：</w:t>
-      </w:r>
-      <w:r>
-        <w:t>「夜盘期货开盘，沪银跌近3%，纯苯、苯乙烯、低硫燃油、对二甲苯、焦炭、沪锡、豆二、」由 7 篇报道聚合而成，覆盖 3 家媒体，热度 0.593（爆点），所属板块类目：大宗与能化。</w:t>
-      </w:r>
-    </w:p>
-    <w:p>
-      <w:r>
-        <w:rPr>
-          <w:b/>
-          <w:color w:val="16324F"/>
-        </w:rPr>
-        <w:t>关键信息：</w:t>
-      </w:r>
-      <w:r>
-        <w:t>夜盘期货开盘，沪银跌近3%，纯苯、苯乙烯、低硫燃油、对二甲苯、焦炭、沪锡、豆二、；国内商品期货夜盘开盘 主力合约多数下跌；夜盘期货开盘，原油涨超3%，纯苯、对二甲苯、苯乙烯、沥青、合成橡胶涨超2%，瓶片</w:t>
-      </w:r>
-    </w:p>
-    <w:p>
-      <w:r>
-        <w:rPr>
-          <w:b/>
-          <w:color w:val="16324F"/>
-        </w:rPr>
-        <w:t>市场影响：</w:t>
-      </w:r>
-      <w:r>
-        <w:t>关联板块代码：本簇未携带板块标签。（LLM 不可用，未生成研判，以上为检索与统计事实）</w:t>
-      </w:r>
-    </w:p>
-    <w:p>
-      <w:r>
-        <w:rPr>
-          <w:b/>
-          <w:color w:val="16324F"/>
-        </w:rPr>
-        <w:t>关注要点：</w:t>
-      </w:r>
-      <w:r>
-        <w:t>建议人工复核该事件的后续进展与板块联动。</w:t>
-      </w:r>
-    </w:p>
-    <w:p>
-      <w:r>
-        <w:rPr>
-          <w:color w:val="8A939E"/>
-          <w:sz w:val="17"/>
-        </w:rPr>
-        <w:t>引用：[1]夜盘期货开盘，沪银跌近3%，纯苯、苯乙烯、低硫燃油、 / [2]国内商品期货夜盘开盘 主力合约多数下跌 / [3]夜盘期货开盘，原油涨超3%，纯苯、对二甲苯、苯乙烯、 / [4]商品期货开盘，沪银主力合约跌超4%，沪锡跌近4%，碳</w:t>
+        <w:t>引用：[1]欧洲央行行长拉加德：数据表明（欧元区）经济在三季度继 / [2]欧洲央行行长拉加德：数据显示第三季度经济继续扩张 / [3]拉加德：增长面临下行风险 / [4]全文|欧洲央行行长拉加德货币政策新闻发布会：目标是推</w:t>
       </w:r>
     </w:p>
     <w:p>
@@ -1127,7 +1127,7 @@
         <w:pStyle w:val="ListBullet"/>
       </w:pPr>
       <w:r>
-        <w:t>采集：6 家媒体公开接口，累计入库 15,823 条</w:t>
+        <w:t>采集：6 家媒体公开接口，累计入库 15,870 条</w:t>
       </w:r>
     </w:p>
     <w:p>
@@ -1135,7 +1135,7 @@
         <w:pStyle w:val="ListBullet"/>
       </w:pPr>
       <w:r>
-        <w:t>三层去重：2,523 → 2,250 条（精确111/SimHash12/语义150）</w:t>
+        <w:t>三层去重：2,413 → 2,112 条（精确149/SimHash10/语义142）</w:t>
       </w:r>
     </w:p>
     <w:p>
